--- a/Session4_assignment.docx
+++ b/Session4_assignment.docx
@@ -94,6 +94,62 @@
           <w:szCs w:val="28"/>
         </w:rPr>
         <w:t xml:space="preserve"> Spotify playlist, then write a SELECT statement to retrieve all columns for all songs.</w:t>
+      </w:r>
+    </w:p>
+    <w:p>
+      <w:pPr>
+        <w:rPr>
+          <w:sz w:val="28"/>
+          <w:szCs w:val="28"/>
+        </w:rPr>
+      </w:pPr>
+      <w:r>
+        <w:rPr>
+          <w:noProof/>
+          <w:sz w:val="28"/>
+          <w:szCs w:val="28"/>
+        </w:rPr>
+        <w:drawing>
+          <wp:inline distT="0" distB="0" distL="0" distR="0" wp14:anchorId="528B04CB" wp14:editId="0BFF0498">
+            <wp:extent cx="5731510" cy="650240"/>
+            <wp:effectExtent l="0" t="0" r="2540" b="0"/>
+            <wp:docPr id="452264765" name="Picture 11"/>
+            <wp:cNvGraphicFramePr>
+              <a:graphicFrameLocks xmlns:a="http://schemas.openxmlformats.org/drawingml/2006/main" noChangeAspect="1"/>
+            </wp:cNvGraphicFramePr>
+            <a:graphic xmlns:a="http://schemas.openxmlformats.org/drawingml/2006/main">
+              <a:graphicData uri="http://schemas.openxmlformats.org/drawingml/2006/picture">
+                <pic:pic xmlns:pic="http://schemas.openxmlformats.org/drawingml/2006/picture">
+                  <pic:nvPicPr>
+                    <pic:cNvPr id="452264765" name="Picture 452264765"/>
+                    <pic:cNvPicPr/>
+                  </pic:nvPicPr>
+                  <pic:blipFill>
+                    <a:blip r:embed="rId4" cstate="print">
+                      <a:extLst>
+                        <a:ext uri="{28A0092B-C50C-407E-A947-70E740481C1C}">
+                          <a14:useLocalDpi xmlns:a14="http://schemas.microsoft.com/office/drawing/2010/main" val="0"/>
+                        </a:ext>
+                      </a:extLst>
+                    </a:blip>
+                    <a:stretch>
+                      <a:fillRect/>
+                    </a:stretch>
+                  </pic:blipFill>
+                  <pic:spPr>
+                    <a:xfrm>
+                      <a:off x="0" y="0"/>
+                      <a:ext cx="5731510" cy="650240"/>
+                    </a:xfrm>
+                    <a:prstGeom prst="rect">
+                      <a:avLst/>
+                    </a:prstGeom>
+                  </pic:spPr>
+                </pic:pic>
+              </a:graphicData>
+            </a:graphic>
+          </wp:inline>
+        </w:drawing>
       </w:r>
     </w:p>
     <w:p>
@@ -125,7 +181,7 @@
                     <pic:cNvPicPr/>
                   </pic:nvPicPr>
                   <pic:blipFill>
-                    <a:blip r:embed="rId4" cstate="print">
+                    <a:blip r:embed="rId5" cstate="print">
                       <a:extLst>
                         <a:ext uri="{28A0092B-C50C-407E-A947-70E740481C1C}">
                           <a14:useLocalDpi xmlns:a14="http://schemas.microsoft.com/office/drawing/2010/main" val="0"/>
@@ -181,7 +237,7 @@
                     <pic:cNvPicPr/>
                   </pic:nvPicPr>
                   <pic:blipFill>
-                    <a:blip r:embed="rId5" cstate="print">
+                    <a:blip r:embed="rId6" cstate="print">
                       <a:extLst>
                         <a:ext uri="{28A0092B-C50C-407E-A947-70E740481C1C}">
                           <a14:useLocalDpi xmlns:a14="http://schemas.microsoft.com/office/drawing/2010/main" val="0"/>
@@ -301,7 +357,7 @@
                     <pic:cNvPicPr/>
                   </pic:nvPicPr>
                   <pic:blipFill>
-                    <a:blip r:embed="rId6" cstate="print">
+                    <a:blip r:embed="rId7" cstate="print">
                       <a:extLst>
                         <a:ext uri="{28A0092B-C50C-407E-A947-70E740481C1C}">
                           <a14:useLocalDpi xmlns:a14="http://schemas.microsoft.com/office/drawing/2010/main" val="0"/>
@@ -366,7 +422,6 @@
           <w:sz w:val="28"/>
           <w:szCs w:val="28"/>
         </w:rPr>
-        <w:lastRenderedPageBreak/>
         <w:t>3.</w:t>
       </w:r>
       <w:r>
@@ -446,7 +501,7 @@
                     <pic:cNvPicPr/>
                   </pic:nvPicPr>
                   <pic:blipFill>
-                    <a:blip r:embed="rId7" cstate="print">
+                    <a:blip r:embed="rId8" cstate="print">
                       <a:extLst>
                         <a:ext uri="{28A0092B-C50C-407E-A947-70E740481C1C}">
                           <a14:useLocalDpi xmlns:a14="http://schemas.microsoft.com/office/drawing/2010/main" val="0"/>
@@ -502,7 +557,7 @@
                     <pic:cNvPicPr/>
                   </pic:nvPicPr>
                   <pic:blipFill>
-                    <a:blip r:embed="rId8" cstate="print">
+                    <a:blip r:embed="rId9" cstate="print">
                       <a:extLst>
                         <a:ext uri="{28A0092B-C50C-407E-A947-70E740481C1C}">
                           <a14:useLocalDpi xmlns:a14="http://schemas.microsoft.com/office/drawing/2010/main" val="0"/>
@@ -558,7 +613,7 @@
                     <pic:cNvPicPr/>
                   </pic:nvPicPr>
                   <pic:blipFill>
-                    <a:blip r:embed="rId9" cstate="print">
+                    <a:blip r:embed="rId10" cstate="print">
                       <a:extLst>
                         <a:ext uri="{28A0092B-C50C-407E-A947-70E740481C1C}">
                           <a14:useLocalDpi xmlns:a14="http://schemas.microsoft.com/office/drawing/2010/main" val="0"/>
@@ -678,6 +733,7 @@
           <w:sz w:val="28"/>
           <w:szCs w:val="28"/>
         </w:rPr>
+        <w:lastRenderedPageBreak/>
         <w:drawing>
           <wp:inline distT="0" distB="0" distL="0" distR="0" wp14:anchorId="1CDCB078" wp14:editId="7095F839">
             <wp:extent cx="5731510" cy="2223770"/>
@@ -694,7 +750,7 @@
                     <pic:cNvPicPr/>
                   </pic:nvPicPr>
                   <pic:blipFill>
-                    <a:blip r:embed="rId10" cstate="print">
+                    <a:blip r:embed="rId11" cstate="print">
                       <a:extLst>
                         <a:ext uri="{28A0092B-C50C-407E-A947-70E740481C1C}">
                           <a14:useLocalDpi xmlns:a14="http://schemas.microsoft.com/office/drawing/2010/main" val="0"/>
@@ -743,7 +799,6 @@
           <w:sz w:val="28"/>
           <w:szCs w:val="28"/>
         </w:rPr>
-        <w:lastRenderedPageBreak/>
         <w:t>5.</w:t>
       </w:r>
       <w:r>
@@ -888,7 +943,7 @@
                     <pic:cNvPicPr/>
                   </pic:nvPicPr>
                   <pic:blipFill>
-                    <a:blip r:embed="rId11" cstate="print">
+                    <a:blip r:embed="rId12" cstate="print">
                       <a:extLst>
                         <a:ext uri="{28A0092B-C50C-407E-A947-70E740481C1C}">
                           <a14:useLocalDpi xmlns:a14="http://schemas.microsoft.com/office/drawing/2010/main" val="0"/>
